--- a/Tyler/.Net_Vue/Tyler_Roberts.docx
+++ b/Tyler/.Net_Vue/Tyler_Roberts.docx
@@ -44,7 +44,7 @@
           <w:sz w:val="19"/>
           <w:szCs w:val="19"/>
         </w:rPr>
-        <w:t>tylerroberts.dev@oudook.com | linkedin.com/in/tyler-roberts-3b839b3a9/ | Florida, United States | +1 (321) 376-7095</w:t>
+        <w:t>tylerrdev@outlook.com | linkedin.com/in/tyler-roberts-76a8193b2/ | Florida, United States | +1 (321) 376-7095</w:t>
       </w:r>
     </w:p>
     <w:p>

--- a/Tyler/.Net_Vue/Tyler_Roberts.docx
+++ b/Tyler/.Net_Vue/Tyler_Roberts.docx
@@ -89,35 +89,10 @@
           <w:sz w:val="19"/>
           <w:szCs w:val="19"/>
         </w:rPr>
-        <w:t>tylerrobertsdev@outlook.com</w:t>
-      </w:r>
-      <w:r>
-        <w:rPr>
-          <w:rFonts w:ascii="Arial" w:eastAsia="Arial" w:hAnsi="Arial" w:cs="Arial"/>
-          <w:color w:val="4B5563"/>
-          <w:sz w:val="19"/>
-          <w:szCs w:val="19"/>
-        </w:rPr>
-        <w:t xml:space="preserve"> | </w:t>
-      </w:r>
-      <w:r>
-        <w:rPr>
-          <w:rFonts w:ascii="Arial" w:eastAsia="Arial" w:hAnsi="Arial" w:cs="Arial"/>
-          <w:color w:val="4B5563"/>
-          <w:sz w:val="19"/>
-          <w:szCs w:val="19"/>
-        </w:rPr>
-        <w:t>linkedin.com/in/tyler-roberts-1454473b4</w:t>
-      </w:r>
-      <w:r>
-        <w:rPr>
-          <w:rFonts w:ascii="Arial" w:eastAsia="Arial" w:hAnsi="Arial" w:cs="Arial"/>
-          <w:color w:val="4B5563"/>
-          <w:sz w:val="19"/>
-          <w:szCs w:val="19"/>
-        </w:rPr>
-        <w:t xml:space="preserve"> | Florida, United States | +1 (321) 376-7095</w:t>
-      </w:r>
+        <w:t>tyler.r.dev@outlook.com | linkedin.com/in/tyler-r-5788a13ba | Florida, United States | +1 (321) 376-7095</w:t>
+      </w:r>
+      <w:bookmarkStart w:id="0" w:name="_GoBack"/>
+      <w:bookmarkEnd w:id="0"/>
     </w:p>
     <w:p>
       <w:pPr>
@@ -126,8 +101,6 @@
         </w:pBdr>
         <w:spacing w:before="120" w:after="80"/>
       </w:pPr>
-      <w:bookmarkStart w:id="0" w:name="_GoBack"/>
-      <w:bookmarkEnd w:id="0"/>
       <w:r>
         <w:rPr>
           <w:b/>
@@ -159,7 +132,144 @@
           <w:rStyle w:val="Strong"/>
           <w:sz w:val="22"/>
         </w:rPr>
-        <w:t xml:space="preserve">full-stack </w:t>
+        <w:t>full-stack SaaS, B2B workflow, and data-driven business platforms</w:t>
+      </w:r>
+      <w:r>
+        <w:rPr>
+          <w:sz w:val="22"/>
+        </w:rPr>
+        <w:t xml:space="preserve"> using </w:t>
+      </w:r>
+      <w:r>
+        <w:rPr>
+          <w:rStyle w:val="Strong"/>
+          <w:sz w:val="22"/>
+        </w:rPr>
+        <w:t>C#</w:t>
+      </w:r>
+      <w:r>
+        <w:rPr>
+          <w:sz w:val="22"/>
+        </w:rPr>
+        <w:t xml:space="preserve">, </w:t>
+      </w:r>
+      <w:r>
+        <w:rPr>
+          <w:rStyle w:val="Strong"/>
+          <w:sz w:val="22"/>
+        </w:rPr>
+        <w:t>.NET Framework 4.5–4.8</w:t>
+      </w:r>
+      <w:r>
+        <w:rPr>
+          <w:sz w:val="22"/>
+        </w:rPr>
+        <w:t xml:space="preserve">, </w:t>
+      </w:r>
+      <w:r>
+        <w:rPr>
+          <w:rStyle w:val="Strong"/>
+          <w:sz w:val="22"/>
+        </w:rPr>
+        <w:t>.NET Core 2.1–3.1</w:t>
+      </w:r>
+      <w:r>
+        <w:rPr>
+          <w:sz w:val="22"/>
+        </w:rPr>
+        <w:t xml:space="preserve">, </w:t>
+      </w:r>
+      <w:r>
+        <w:rPr>
+          <w:rStyle w:val="Strong"/>
+          <w:sz w:val="22"/>
+        </w:rPr>
+        <w:t>.NET 6–8</w:t>
+      </w:r>
+      <w:r>
+        <w:rPr>
+          <w:sz w:val="22"/>
+        </w:rPr>
+        <w:t xml:space="preserve">, and </w:t>
+      </w:r>
+      <w:r>
+        <w:rPr>
+          <w:rStyle w:val="Strong"/>
+          <w:sz w:val="22"/>
+        </w:rPr>
+        <w:t>Vue.js 2–3</w:t>
+      </w:r>
+      <w:r>
+        <w:rPr>
+          <w:sz w:val="22"/>
+        </w:rPr>
+        <w:t xml:space="preserve"> across API-first and cloud-hosted environments. </w:t>
+      </w:r>
+      <w:proofErr w:type="gramStart"/>
+      <w:r>
+        <w:rPr>
+          <w:sz w:val="22"/>
+        </w:rPr>
+        <w:t>Strong track record modernizing legacy modules, stabilizing brittle integrations, and shipping customer-facing features with measurable reliability gains.</w:t>
+      </w:r>
+      <w:proofErr w:type="gramEnd"/>
+      <w:r>
+        <w:rPr>
+          <w:sz w:val="22"/>
+        </w:rPr>
+        <w:t xml:space="preserve"> Hands-on with </w:t>
+      </w:r>
+      <w:r>
+        <w:rPr>
+          <w:rStyle w:val="Strong"/>
+          <w:sz w:val="22"/>
+        </w:rPr>
+        <w:t>ASP.NET Core Web API</w:t>
+      </w:r>
+      <w:r>
+        <w:rPr>
+          <w:sz w:val="22"/>
+        </w:rPr>
+        <w:t xml:space="preserve">, </w:t>
+      </w:r>
+      <w:r>
+        <w:rPr>
+          <w:rStyle w:val="Strong"/>
+          <w:sz w:val="22"/>
+        </w:rPr>
+        <w:t>Entity Framework / EF Core</w:t>
+      </w:r>
+      <w:r>
+        <w:rPr>
+          <w:sz w:val="22"/>
+        </w:rPr>
+        <w:t xml:space="preserve">, </w:t>
+      </w:r>
+      <w:r>
+        <w:rPr>
+          <w:rStyle w:val="Strong"/>
+          <w:sz w:val="22"/>
+        </w:rPr>
+        <w:t>SQL Server</w:t>
+      </w:r>
+      <w:r>
+        <w:rPr>
+          <w:sz w:val="22"/>
+        </w:rPr>
+        <w:t xml:space="preserve">, </w:t>
+      </w:r>
+      <w:r>
+        <w:rPr>
+          <w:rStyle w:val="Strong"/>
+          <w:sz w:val="22"/>
+        </w:rPr>
+        <w:t>PostgreSQL</w:t>
+      </w:r>
+      <w:r>
+        <w:rPr>
+          <w:sz w:val="22"/>
+        </w:rPr>
+        <w:t xml:space="preserve">, </w:t>
       </w:r>
       <w:proofErr w:type="spellStart"/>
       <w:r>
@@ -167,166 +277,11 @@
           <w:rStyle w:val="Strong"/>
           <w:sz w:val="22"/>
         </w:rPr>
-        <w:t>SaaS</w:t>
+        <w:t>Redis</w:t>
       </w:r>
       <w:proofErr w:type="spellEnd"/>
       <w:r>
         <w:rPr>
-          <w:rStyle w:val="Strong"/>
-          <w:sz w:val="22"/>
-        </w:rPr>
-        <w:t>, B2B workflow, and data-driven business platforms</w:t>
-      </w:r>
-      <w:r>
-        <w:rPr>
-          <w:sz w:val="22"/>
-        </w:rPr>
-        <w:t xml:space="preserve"> using </w:t>
-      </w:r>
-      <w:r>
-        <w:rPr>
-          <w:rStyle w:val="Strong"/>
-          <w:sz w:val="22"/>
-        </w:rPr>
-        <w:t>C#</w:t>
-      </w:r>
-      <w:r>
-        <w:rPr>
-          <w:sz w:val="22"/>
-        </w:rPr>
-        <w:t xml:space="preserve">, </w:t>
-      </w:r>
-      <w:r>
-        <w:rPr>
-          <w:rStyle w:val="Strong"/>
-          <w:sz w:val="22"/>
-        </w:rPr>
-        <w:t>.NET Framework 4.5–4.8</w:t>
-      </w:r>
-      <w:r>
-        <w:rPr>
-          <w:sz w:val="22"/>
-        </w:rPr>
-        <w:t xml:space="preserve">, </w:t>
-      </w:r>
-      <w:r>
-        <w:rPr>
-          <w:rStyle w:val="Strong"/>
-          <w:sz w:val="22"/>
-        </w:rPr>
-        <w:t>.NET Core 2.1–3.1</w:t>
-      </w:r>
-      <w:r>
-        <w:rPr>
-          <w:sz w:val="22"/>
-        </w:rPr>
-        <w:t xml:space="preserve">, </w:t>
-      </w:r>
-      <w:r>
-        <w:rPr>
-          <w:rStyle w:val="Strong"/>
-          <w:sz w:val="22"/>
-        </w:rPr>
-        <w:t>.NET 6–8</w:t>
-      </w:r>
-      <w:r>
-        <w:rPr>
-          <w:sz w:val="22"/>
-        </w:rPr>
-        <w:t xml:space="preserve">, and </w:t>
-      </w:r>
-      <w:r>
-        <w:rPr>
-          <w:rStyle w:val="Strong"/>
-          <w:sz w:val="22"/>
-        </w:rPr>
-        <w:t>Vue.js 2–3</w:t>
-      </w:r>
-      <w:r>
-        <w:rPr>
-          <w:sz w:val="22"/>
-        </w:rPr>
-        <w:t xml:space="preserve"> across API-first and cloud-hosted environments. </w:t>
-      </w:r>
-      <w:proofErr w:type="gramStart"/>
-      <w:r>
-        <w:rPr>
-          <w:sz w:val="22"/>
-        </w:rPr>
-        <w:t>Strong track record modernizing legacy modules, stabilizing brittle integrations, and shipping customer-facing features with measurable reliability gains.</w:t>
-      </w:r>
-      <w:proofErr w:type="gramEnd"/>
-      <w:r>
-        <w:rPr>
-          <w:sz w:val="22"/>
-        </w:rPr>
-        <w:t xml:space="preserve"> Hands-on with </w:t>
-      </w:r>
-      <w:r>
-        <w:rPr>
-          <w:rStyle w:val="Strong"/>
-          <w:sz w:val="22"/>
-        </w:rPr>
-        <w:t>ASP.NET Core Web API</w:t>
-      </w:r>
-      <w:r>
-        <w:rPr>
-          <w:sz w:val="22"/>
-        </w:rPr>
-        <w:t xml:space="preserve">, </w:t>
-      </w:r>
-      <w:r>
-        <w:rPr>
-          <w:rStyle w:val="Strong"/>
-          <w:sz w:val="22"/>
-        </w:rPr>
-        <w:t>Entity Framework / EF Core</w:t>
-      </w:r>
-      <w:r>
-        <w:rPr>
-          <w:sz w:val="22"/>
-        </w:rPr>
-        <w:t xml:space="preserve">, </w:t>
-      </w:r>
-      <w:r>
-        <w:rPr>
-          <w:rStyle w:val="Strong"/>
-          <w:sz w:val="22"/>
-        </w:rPr>
-        <w:t>SQL Server</w:t>
-      </w:r>
-      <w:r>
-        <w:rPr>
-          <w:sz w:val="22"/>
-        </w:rPr>
-        <w:t xml:space="preserve">, </w:t>
-      </w:r>
-      <w:proofErr w:type="spellStart"/>
-      <w:r>
-        <w:rPr>
-          <w:rStyle w:val="Strong"/>
-          <w:sz w:val="22"/>
-        </w:rPr>
-        <w:t>PostgreSQL</w:t>
-      </w:r>
-      <w:proofErr w:type="spellEnd"/>
-      <w:r>
-        <w:rPr>
-          <w:sz w:val="22"/>
-        </w:rPr>
-        <w:t xml:space="preserve">, </w:t>
-      </w:r>
-      <w:proofErr w:type="spellStart"/>
-      <w:r>
-        <w:rPr>
-          <w:rStyle w:val="Strong"/>
-          <w:sz w:val="22"/>
-        </w:rPr>
-        <w:t>Redis</w:t>
-      </w:r>
-      <w:proofErr w:type="spellEnd"/>
-      <w:r>
-        <w:rPr>
           <w:sz w:val="22"/>
         </w:rPr>
         <w:t xml:space="preserve">, </w:t>
@@ -357,7 +312,6 @@
         </w:rPr>
         <w:t xml:space="preserve">, </w:t>
       </w:r>
-      <w:proofErr w:type="spellStart"/>
       <w:r>
         <w:rPr>
           <w:rStyle w:val="Strong"/>
@@ -365,26 +319,11 @@
         </w:rPr>
         <w:t>Docker</w:t>
       </w:r>
-      <w:proofErr w:type="spellEnd"/>
-      <w:r>
-        <w:rPr>
-          <w:sz w:val="22"/>
-        </w:rPr>
-        <w:t xml:space="preserve">, and CI/CD, with a practical engineering style centered on performance tuning, secure design, </w:t>
-      </w:r>
-      <w:proofErr w:type="spellStart"/>
-      <w:r>
-        <w:rPr>
-          <w:sz w:val="22"/>
-        </w:rPr>
-        <w:t>observability</w:t>
-      </w:r>
-      <w:proofErr w:type="spellEnd"/>
-      <w:r>
-        <w:rPr>
-          <w:sz w:val="22"/>
-        </w:rPr>
-        <w:t>, and post-release hardening that turns recurring production issues into durable fixes.</w:t>
+      <w:r>
+        <w:rPr>
+          <w:sz w:val="22"/>
+        </w:rPr>
+        <w:t>, and CI/CD, with a practical engineering style centered on performance tuning, secure design, observability, and post-release hardening that turns recurring production issues into durable fixes.</w:t>
       </w:r>
     </w:p>
     <w:p>
@@ -778,13 +717,39 @@
         </w:rPr>
         <w:t xml:space="preserve">, </w:t>
       </w:r>
+      <w:r>
+        <w:rPr>
+          <w:rStyle w:val="Strong"/>
+          <w:sz w:val="22"/>
+        </w:rPr>
+        <w:t>PostgreSQL</w:t>
+      </w:r>
+      <w:r>
+        <w:rPr>
+          <w:sz w:val="22"/>
+        </w:rPr>
+        <w:t xml:space="preserve">, </w:t>
+      </w:r>
+      <w:r>
+        <w:rPr>
+          <w:rStyle w:val="Strong"/>
+          <w:sz w:val="22"/>
+        </w:rPr>
+        <w:t>MySQL</w:t>
+      </w:r>
+      <w:r>
+        <w:rPr>
+          <w:sz w:val="22"/>
+        </w:rPr>
+        <w:t xml:space="preserve">, </w:t>
+      </w:r>
       <w:proofErr w:type="spellStart"/>
       <w:r>
         <w:rPr>
           <w:rStyle w:val="Strong"/>
           <w:sz w:val="22"/>
         </w:rPr>
-        <w:t>PostgreSQL</w:t>
+        <w:t>Redis</w:t>
       </w:r>
       <w:proofErr w:type="spellEnd"/>
       <w:r>
@@ -798,38 +763,8 @@
           <w:rStyle w:val="Strong"/>
           <w:sz w:val="22"/>
         </w:rPr>
-        <w:t>MySQL</w:t>
-      </w:r>
-      <w:r>
-        <w:rPr>
-          <w:sz w:val="22"/>
-        </w:rPr>
-        <w:t xml:space="preserve">, </w:t>
-      </w:r>
-      <w:proofErr w:type="spellStart"/>
-      <w:r>
-        <w:rPr>
-          <w:rStyle w:val="Strong"/>
-          <w:sz w:val="22"/>
-        </w:rPr>
-        <w:t>Redis</w:t>
-      </w:r>
-      <w:proofErr w:type="spellEnd"/>
-      <w:r>
-        <w:rPr>
-          <w:sz w:val="22"/>
-        </w:rPr>
-        <w:t xml:space="preserve">, </w:t>
-      </w:r>
-      <w:proofErr w:type="spellStart"/>
-      <w:r>
-        <w:rPr>
-          <w:rStyle w:val="Strong"/>
-          <w:sz w:val="22"/>
-        </w:rPr>
         <w:t>MongoDB</w:t>
       </w:r>
-      <w:proofErr w:type="spellEnd"/>
       <w:r>
         <w:rPr>
           <w:sz w:val="22"/>
@@ -938,7 +873,104 @@
           <w:rStyle w:val="Strong"/>
           <w:sz w:val="22"/>
         </w:rPr>
-        <w:t xml:space="preserve">Cloud &amp; </w:t>
+        <w:t>Cloud &amp; DevOps —</w:t>
+      </w:r>
+      <w:r>
+        <w:rPr>
+          <w:sz w:val="22"/>
+        </w:rPr>
+        <w:t xml:space="preserve"> </w:t>
+      </w:r>
+      <w:r>
+        <w:rPr>
+          <w:rStyle w:val="Strong"/>
+          <w:sz w:val="22"/>
+        </w:rPr>
+        <w:t>AWS</w:t>
+      </w:r>
+      <w:r>
+        <w:rPr>
+          <w:sz w:val="22"/>
+        </w:rPr>
+        <w:t xml:space="preserve"> (</w:t>
+      </w:r>
+      <w:r>
+        <w:rPr>
+          <w:rStyle w:val="Strong"/>
+          <w:sz w:val="22"/>
+        </w:rPr>
+        <w:t>EC2</w:t>
+      </w:r>
+      <w:r>
+        <w:rPr>
+          <w:sz w:val="22"/>
+        </w:rPr>
+        <w:t xml:space="preserve">, </w:t>
+      </w:r>
+      <w:r>
+        <w:rPr>
+          <w:rStyle w:val="Strong"/>
+          <w:sz w:val="22"/>
+        </w:rPr>
+        <w:t>ECS</w:t>
+      </w:r>
+      <w:r>
+        <w:rPr>
+          <w:sz w:val="22"/>
+        </w:rPr>
+        <w:t xml:space="preserve">, </w:t>
+      </w:r>
+      <w:r>
+        <w:rPr>
+          <w:rStyle w:val="Strong"/>
+          <w:sz w:val="22"/>
+        </w:rPr>
+        <w:t>Lambda</w:t>
+      </w:r>
+      <w:r>
+        <w:rPr>
+          <w:sz w:val="22"/>
+        </w:rPr>
+        <w:t xml:space="preserve">, </w:t>
+      </w:r>
+      <w:r>
+        <w:rPr>
+          <w:rStyle w:val="Strong"/>
+          <w:sz w:val="22"/>
+        </w:rPr>
+        <w:t>API Gateway</w:t>
+      </w:r>
+      <w:r>
+        <w:rPr>
+          <w:sz w:val="22"/>
+        </w:rPr>
+        <w:t xml:space="preserve">, </w:t>
+      </w:r>
+      <w:r>
+        <w:rPr>
+          <w:rStyle w:val="Strong"/>
+          <w:sz w:val="22"/>
+        </w:rPr>
+        <w:t>S3</w:t>
+      </w:r>
+      <w:r>
+        <w:rPr>
+          <w:sz w:val="22"/>
+        </w:rPr>
+        <w:t xml:space="preserve">, </w:t>
+      </w:r>
+      <w:r>
+        <w:rPr>
+          <w:rStyle w:val="Strong"/>
+          <w:sz w:val="22"/>
+        </w:rPr>
+        <w:t>RDS</w:t>
+      </w:r>
+      <w:r>
+        <w:rPr>
+          <w:sz w:val="22"/>
+        </w:rPr>
+        <w:t xml:space="preserve">, </w:t>
       </w:r>
       <w:proofErr w:type="spellStart"/>
       <w:r>
@@ -946,28 +978,36 @@
           <w:rStyle w:val="Strong"/>
           <w:sz w:val="22"/>
         </w:rPr>
-        <w:t>DevOps</w:t>
+        <w:t>CloudFront</w:t>
       </w:r>
       <w:proofErr w:type="spellEnd"/>
       <w:r>
         <w:rPr>
-          <w:rStyle w:val="Strong"/>
-          <w:sz w:val="22"/>
-        </w:rPr>
-        <w:t xml:space="preserve"> —</w:t>
-      </w:r>
-      <w:r>
-        <w:rPr>
-          <w:sz w:val="22"/>
-        </w:rPr>
-        <w:t xml:space="preserve"> </w:t>
-      </w:r>
-      <w:r>
-        <w:rPr>
-          <w:rStyle w:val="Strong"/>
-          <w:sz w:val="22"/>
-        </w:rPr>
-        <w:t>AWS</w:t>
+          <w:sz w:val="22"/>
+        </w:rPr>
+        <w:t xml:space="preserve">, </w:t>
+      </w:r>
+      <w:proofErr w:type="spellStart"/>
+      <w:r>
+        <w:rPr>
+          <w:rStyle w:val="Strong"/>
+          <w:sz w:val="22"/>
+        </w:rPr>
+        <w:t>CloudWatch</w:t>
+      </w:r>
+      <w:proofErr w:type="spellEnd"/>
+      <w:r>
+        <w:rPr>
+          <w:sz w:val="22"/>
+        </w:rPr>
+        <w:t xml:space="preserve">), </w:t>
+      </w:r>
+      <w:r>
+        <w:rPr>
+          <w:rStyle w:val="Strong"/>
+          <w:sz w:val="22"/>
+        </w:rPr>
+        <w:t>Azure</w:t>
       </w:r>
       <w:r>
         <w:rPr>
@@ -980,103 +1020,47 @@
           <w:rStyle w:val="Strong"/>
           <w:sz w:val="22"/>
         </w:rPr>
-        <w:t>EC2</w:t>
-      </w:r>
-      <w:r>
-        <w:rPr>
-          <w:sz w:val="22"/>
-        </w:rPr>
-        <w:t xml:space="preserve">, </w:t>
-      </w:r>
-      <w:r>
-        <w:rPr>
-          <w:rStyle w:val="Strong"/>
-          <w:sz w:val="22"/>
-        </w:rPr>
-        <w:t>ECS</w:t>
-      </w:r>
-      <w:r>
-        <w:rPr>
-          <w:sz w:val="22"/>
-        </w:rPr>
-        <w:t xml:space="preserve">, </w:t>
-      </w:r>
-      <w:r>
-        <w:rPr>
-          <w:rStyle w:val="Strong"/>
-          <w:sz w:val="22"/>
-        </w:rPr>
-        <w:t>Lambda</w:t>
-      </w:r>
-      <w:r>
-        <w:rPr>
-          <w:sz w:val="22"/>
-        </w:rPr>
-        <w:t xml:space="preserve">, </w:t>
-      </w:r>
-      <w:r>
-        <w:rPr>
-          <w:rStyle w:val="Strong"/>
-          <w:sz w:val="22"/>
-        </w:rPr>
-        <w:t>API Gateway</w:t>
-      </w:r>
-      <w:r>
-        <w:rPr>
-          <w:sz w:val="22"/>
-        </w:rPr>
-        <w:t xml:space="preserve">, </w:t>
-      </w:r>
-      <w:r>
-        <w:rPr>
-          <w:rStyle w:val="Strong"/>
-          <w:sz w:val="22"/>
-        </w:rPr>
-        <w:t>S3</w:t>
-      </w:r>
-      <w:r>
-        <w:rPr>
-          <w:sz w:val="22"/>
-        </w:rPr>
-        <w:t xml:space="preserve">, </w:t>
-      </w:r>
-      <w:r>
-        <w:rPr>
-          <w:rStyle w:val="Strong"/>
-          <w:sz w:val="22"/>
-        </w:rPr>
-        <w:t>RDS</w:t>
-      </w:r>
-      <w:r>
-        <w:rPr>
-          <w:sz w:val="22"/>
-        </w:rPr>
-        <w:t xml:space="preserve">, </w:t>
-      </w:r>
-      <w:proofErr w:type="spellStart"/>
-      <w:r>
-        <w:rPr>
-          <w:rStyle w:val="Strong"/>
-          <w:sz w:val="22"/>
-        </w:rPr>
-        <w:t>CloudFront</w:t>
-      </w:r>
-      <w:proofErr w:type="spellEnd"/>
-      <w:r>
-        <w:rPr>
-          <w:sz w:val="22"/>
-        </w:rPr>
-        <w:t xml:space="preserve">, </w:t>
-      </w:r>
-      <w:proofErr w:type="spellStart"/>
-      <w:r>
-        <w:rPr>
-          <w:rStyle w:val="Strong"/>
-          <w:sz w:val="22"/>
-        </w:rPr>
-        <w:t>CloudWatch</w:t>
-      </w:r>
-      <w:proofErr w:type="spellEnd"/>
+        <w:t>App Service</w:t>
+      </w:r>
+      <w:r>
+        <w:rPr>
+          <w:sz w:val="22"/>
+        </w:rPr>
+        <w:t xml:space="preserve">, </w:t>
+      </w:r>
+      <w:r>
+        <w:rPr>
+          <w:rStyle w:val="Strong"/>
+          <w:sz w:val="22"/>
+        </w:rPr>
+        <w:t>Azure SQL</w:t>
+      </w:r>
+      <w:r>
+        <w:rPr>
+          <w:sz w:val="22"/>
+        </w:rPr>
+        <w:t xml:space="preserve">, </w:t>
+      </w:r>
+      <w:r>
+        <w:rPr>
+          <w:rStyle w:val="Strong"/>
+          <w:sz w:val="22"/>
+        </w:rPr>
+        <w:t>Storage Accounts</w:t>
+      </w:r>
+      <w:r>
+        <w:rPr>
+          <w:sz w:val="22"/>
+        </w:rPr>
+        <w:t xml:space="preserve">, </w:t>
+      </w:r>
+      <w:r>
+        <w:rPr>
+          <w:rStyle w:val="Strong"/>
+          <w:sz w:val="22"/>
+        </w:rPr>
+        <w:t>Azure DevOps</w:t>
+      </w:r>
       <w:r>
         <w:rPr>
           <w:sz w:val="22"/>
@@ -1088,91 +1072,14 @@
           <w:rStyle w:val="Strong"/>
           <w:sz w:val="22"/>
         </w:rPr>
-        <w:t>Azure</w:t>
-      </w:r>
-      <w:r>
-        <w:rPr>
-          <w:sz w:val="22"/>
-        </w:rPr>
-        <w:t xml:space="preserve"> (</w:t>
-      </w:r>
-      <w:r>
-        <w:rPr>
-          <w:rStyle w:val="Strong"/>
-          <w:sz w:val="22"/>
-        </w:rPr>
-        <w:t>App Service</w:t>
-      </w:r>
-      <w:r>
-        <w:rPr>
-          <w:sz w:val="22"/>
-        </w:rPr>
-        <w:t xml:space="preserve">, </w:t>
-      </w:r>
-      <w:r>
-        <w:rPr>
-          <w:rStyle w:val="Strong"/>
-          <w:sz w:val="22"/>
-        </w:rPr>
-        <w:t>Azure SQL</w:t>
-      </w:r>
-      <w:r>
-        <w:rPr>
-          <w:sz w:val="22"/>
-        </w:rPr>
-        <w:t xml:space="preserve">, </w:t>
-      </w:r>
-      <w:r>
-        <w:rPr>
-          <w:rStyle w:val="Strong"/>
-          <w:sz w:val="22"/>
-        </w:rPr>
-        <w:t>Storage Accounts</w:t>
-      </w:r>
-      <w:r>
-        <w:rPr>
-          <w:sz w:val="22"/>
-        </w:rPr>
-        <w:t xml:space="preserve">, </w:t>
-      </w:r>
-      <w:r>
-        <w:rPr>
-          <w:rStyle w:val="Strong"/>
-          <w:sz w:val="22"/>
-        </w:rPr>
-        <w:t xml:space="preserve">Azure </w:t>
-      </w:r>
-      <w:proofErr w:type="spellStart"/>
-      <w:r>
-        <w:rPr>
-          <w:rStyle w:val="Strong"/>
-          <w:sz w:val="22"/>
-        </w:rPr>
-        <w:t>DevOps</w:t>
-      </w:r>
-      <w:proofErr w:type="spellEnd"/>
-      <w:r>
-        <w:rPr>
-          <w:sz w:val="22"/>
-        </w:rPr>
-        <w:t xml:space="preserve">), </w:t>
-      </w:r>
-      <w:proofErr w:type="spellStart"/>
-      <w:r>
-        <w:rPr>
-          <w:rStyle w:val="Strong"/>
-          <w:sz w:val="22"/>
-        </w:rPr>
         <w:t>Docker</w:t>
       </w:r>
-      <w:proofErr w:type="spellEnd"/>
-      <w:r>
-        <w:rPr>
-          <w:sz w:val="22"/>
-        </w:rPr>
-        <w:t xml:space="preserve">, </w:t>
-      </w:r>
-      <w:proofErr w:type="spellStart"/>
+      <w:r>
+        <w:rPr>
+          <w:sz w:val="22"/>
+        </w:rPr>
+        <w:t xml:space="preserve">, </w:t>
+      </w:r>
       <w:r>
         <w:rPr>
           <w:rStyle w:val="Strong"/>
@@ -1180,14 +1087,12 @@
         </w:rPr>
         <w:t>Kubernetes</w:t>
       </w:r>
-      <w:proofErr w:type="spellEnd"/>
-      <w:r>
-        <w:rPr>
-          <w:sz w:val="22"/>
-        </w:rPr>
-        <w:t xml:space="preserve">, </w:t>
-      </w:r>
-      <w:proofErr w:type="spellStart"/>
+      <w:r>
+        <w:rPr>
+          <w:sz w:val="22"/>
+        </w:rPr>
+        <w:t xml:space="preserve">, </w:t>
+      </w:r>
       <w:r>
         <w:rPr>
           <w:rStyle w:val="Strong"/>
@@ -1195,28 +1100,18 @@
         </w:rPr>
         <w:t>Terraform</w:t>
       </w:r>
-      <w:proofErr w:type="spellEnd"/>
-      <w:r>
-        <w:rPr>
-          <w:sz w:val="22"/>
-        </w:rPr>
-        <w:t xml:space="preserve">, </w:t>
-      </w:r>
-      <w:proofErr w:type="spellStart"/>
-      <w:r>
-        <w:rPr>
-          <w:rStyle w:val="Strong"/>
-          <w:sz w:val="22"/>
-        </w:rPr>
-        <w:t>GitHub</w:t>
-      </w:r>
-      <w:proofErr w:type="spellEnd"/>
-      <w:r>
-        <w:rPr>
-          <w:rStyle w:val="Strong"/>
-          <w:sz w:val="22"/>
-        </w:rPr>
-        <w:t xml:space="preserve"> Actions</w:t>
+      <w:r>
+        <w:rPr>
+          <w:sz w:val="22"/>
+        </w:rPr>
+        <w:t xml:space="preserve">, </w:t>
+      </w:r>
+      <w:r>
+        <w:rPr>
+          <w:rStyle w:val="Strong"/>
+          <w:sz w:val="22"/>
+        </w:rPr>
+        <w:t>GitHub Actions</w:t>
       </w:r>
       <w:r>
         <w:rPr>
@@ -1252,7 +1147,13 @@
           <w:rStyle w:val="Strong"/>
           <w:sz w:val="22"/>
         </w:rPr>
-        <w:t xml:space="preserve">Testing, </w:t>
+        <w:t>Testing, Observability &amp; Security —</w:t>
+      </w:r>
+      <w:r>
+        <w:rPr>
+          <w:sz w:val="22"/>
+        </w:rPr>
+        <w:t xml:space="preserve"> </w:t>
       </w:r>
       <w:proofErr w:type="spellStart"/>
       <w:r>
@@ -1260,21 +1161,14 @@
           <w:rStyle w:val="Strong"/>
           <w:sz w:val="22"/>
         </w:rPr>
-        <w:t>Observability</w:t>
+        <w:t>xUnit</w:t>
       </w:r>
       <w:proofErr w:type="spellEnd"/>
       <w:r>
         <w:rPr>
-          <w:rStyle w:val="Strong"/>
-          <w:sz w:val="22"/>
-        </w:rPr>
-        <w:t xml:space="preserve"> &amp; Security —</w:t>
-      </w:r>
-      <w:r>
-        <w:rPr>
-          <w:sz w:val="22"/>
-        </w:rPr>
-        <w:t xml:space="preserve"> </w:t>
+          <w:sz w:val="22"/>
+        </w:rPr>
+        <w:t xml:space="preserve">, </w:t>
       </w:r>
       <w:proofErr w:type="spellStart"/>
       <w:r>
@@ -1282,7 +1176,7 @@
           <w:rStyle w:val="Strong"/>
           <w:sz w:val="22"/>
         </w:rPr>
-        <w:t>xUnit</w:t>
+        <w:t>NUnit</w:t>
       </w:r>
       <w:proofErr w:type="spellEnd"/>
       <w:r>
@@ -1291,13 +1185,39 @@
         </w:rPr>
         <w:t xml:space="preserve">, </w:t>
       </w:r>
+      <w:r>
+        <w:rPr>
+          <w:rStyle w:val="Strong"/>
+          <w:sz w:val="22"/>
+        </w:rPr>
+        <w:t>Jest</w:t>
+      </w:r>
+      <w:r>
+        <w:rPr>
+          <w:sz w:val="22"/>
+        </w:rPr>
+        <w:t xml:space="preserve">, </w:t>
+      </w:r>
+      <w:r>
+        <w:rPr>
+          <w:rStyle w:val="Strong"/>
+          <w:sz w:val="22"/>
+        </w:rPr>
+        <w:t>Cypress</w:t>
+      </w:r>
+      <w:r>
+        <w:rPr>
+          <w:sz w:val="22"/>
+        </w:rPr>
+        <w:t xml:space="preserve">, </w:t>
+      </w:r>
       <w:proofErr w:type="spellStart"/>
       <w:r>
         <w:rPr>
           <w:rStyle w:val="Strong"/>
           <w:sz w:val="22"/>
         </w:rPr>
-        <w:t>NUnit</w:t>
+        <w:t>OpenTelemetry</w:t>
       </w:r>
       <w:proofErr w:type="spellEnd"/>
       <w:r>
@@ -1306,39 +1226,13 @@
         </w:rPr>
         <w:t xml:space="preserve">, </w:t>
       </w:r>
-      <w:r>
-        <w:rPr>
-          <w:rStyle w:val="Strong"/>
-          <w:sz w:val="22"/>
-        </w:rPr>
-        <w:t>Jest</w:t>
-      </w:r>
-      <w:r>
-        <w:rPr>
-          <w:sz w:val="22"/>
-        </w:rPr>
-        <w:t xml:space="preserve">, </w:t>
-      </w:r>
-      <w:r>
-        <w:rPr>
-          <w:rStyle w:val="Strong"/>
-          <w:sz w:val="22"/>
-        </w:rPr>
-        <w:t>Cypress</w:t>
-      </w:r>
-      <w:r>
-        <w:rPr>
-          <w:sz w:val="22"/>
-        </w:rPr>
-        <w:t xml:space="preserve">, </w:t>
-      </w:r>
       <w:proofErr w:type="spellStart"/>
       <w:r>
         <w:rPr>
           <w:rStyle w:val="Strong"/>
           <w:sz w:val="22"/>
         </w:rPr>
-        <w:t>OpenTelemetry</w:t>
+        <w:t>Datadog</w:t>
       </w:r>
       <w:proofErr w:type="spellEnd"/>
       <w:r>
@@ -1353,28 +1247,13 @@
           <w:rStyle w:val="Strong"/>
           <w:sz w:val="22"/>
         </w:rPr>
-        <w:t>Datadog</w:t>
+        <w:t>Grafana</w:t>
       </w:r>
       <w:proofErr w:type="spellEnd"/>
       <w:r>
         <w:rPr>
           <w:sz w:val="22"/>
         </w:rPr>
-        <w:t xml:space="preserve">, </w:t>
-      </w:r>
-      <w:proofErr w:type="spellStart"/>
-      <w:r>
-        <w:rPr>
-          <w:rStyle w:val="Strong"/>
-          <w:sz w:val="22"/>
-        </w:rPr>
-        <w:t>Grafana</w:t>
-      </w:r>
-      <w:proofErr w:type="spellEnd"/>
-      <w:r>
-        <w:rPr>
-          <w:sz w:val="22"/>
-        </w:rPr>
         <w:t xml:space="preserve">, structured logging, distributed tracing, </w:t>
       </w:r>
       <w:r>
@@ -1390,21 +1269,12 @@
         </w:rPr>
         <w:t xml:space="preserve">, </w:t>
       </w:r>
-      <w:proofErr w:type="spellStart"/>
-      <w:r>
-        <w:rPr>
-          <w:rStyle w:val="Strong"/>
-          <w:sz w:val="22"/>
-        </w:rPr>
-        <w:t>OpenID</w:t>
-      </w:r>
-      <w:proofErr w:type="spellEnd"/>
-      <w:r>
-        <w:rPr>
-          <w:rStyle w:val="Strong"/>
-          <w:sz w:val="22"/>
-        </w:rPr>
-        <w:t xml:space="preserve"> Connect</w:t>
+      <w:r>
+        <w:rPr>
+          <w:rStyle w:val="Strong"/>
+          <w:sz w:val="22"/>
+        </w:rPr>
+        <w:t>OpenID Connect</w:t>
       </w:r>
       <w:r>
         <w:rPr>
@@ -1560,21 +1430,7 @@
         <w:rPr>
           <w:sz w:val="22"/>
         </w:rPr>
-        <w:t xml:space="preserve"> administrative applications for </w:t>
-      </w:r>
-      <w:proofErr w:type="spellStart"/>
-      <w:r>
-        <w:rPr>
-          <w:sz w:val="22"/>
-        </w:rPr>
-        <w:t>SaaS</w:t>
-      </w:r>
-      <w:proofErr w:type="spellEnd"/>
-      <w:r>
-        <w:rPr>
-          <w:sz w:val="22"/>
-        </w:rPr>
-        <w:t xml:space="preserve"> workflow platforms, separating business domains into cleaner service boundaries that improved release predictability and reduced production regression volume by </w:t>
+        <w:t xml:space="preserve"> administrative applications for SaaS workflow platforms, separating business domains into cleaner service boundaries that improved release predictability and reduced production regression volume by </w:t>
       </w:r>
       <w:r>
         <w:rPr>
@@ -1948,21 +1804,12 @@
         </w:rPr>
         <w:t xml:space="preserve">, </w:t>
       </w:r>
-      <w:proofErr w:type="spellStart"/>
-      <w:r>
-        <w:rPr>
-          <w:rStyle w:val="Strong"/>
-          <w:sz w:val="22"/>
-        </w:rPr>
-        <w:t>OpenID</w:t>
-      </w:r>
-      <w:proofErr w:type="spellEnd"/>
-      <w:r>
-        <w:rPr>
-          <w:rStyle w:val="Strong"/>
-          <w:sz w:val="22"/>
-        </w:rPr>
-        <w:t xml:space="preserve"> Connect</w:t>
+      <w:r>
+        <w:rPr>
+          <w:rStyle w:val="Strong"/>
+          <w:sz w:val="22"/>
+        </w:rPr>
+        <w:t>OpenID Connect</w:t>
       </w:r>
       <w:r>
         <w:rPr>
@@ -2002,7 +1849,6 @@
         </w:rPr>
         <w:t xml:space="preserve">Containerized services with </w:t>
       </w:r>
-      <w:proofErr w:type="spellStart"/>
       <w:r>
         <w:rPr>
           <w:rStyle w:val="Strong"/>
@@ -2010,7 +1856,6 @@
         </w:rPr>
         <w:t>Docker</w:t>
       </w:r>
-      <w:proofErr w:type="spellEnd"/>
       <w:r>
         <w:rPr>
           <w:sz w:val="22"/>
@@ -2255,21 +2100,7 @@
         <w:rPr>
           <w:sz w:val="22"/>
         </w:rPr>
-        <w:t xml:space="preserve">Designed and maintained </w:t>
-      </w:r>
-      <w:proofErr w:type="spellStart"/>
-      <w:r>
-        <w:rPr>
-          <w:sz w:val="22"/>
-        </w:rPr>
-        <w:t>RESTful</w:t>
-      </w:r>
-      <w:proofErr w:type="spellEnd"/>
-      <w:r>
-        <w:rPr>
-          <w:sz w:val="22"/>
-        </w:rPr>
-        <w:t xml:space="preserve"> APIs backed by </w:t>
+        <w:t xml:space="preserve">Designed and maintained RESTful APIs backed by </w:t>
       </w:r>
       <w:r>
         <w:rPr>
@@ -2284,7 +2115,6 @@
         </w:rPr>
         <w:t xml:space="preserve"> and </w:t>
       </w:r>
-      <w:proofErr w:type="spellStart"/>
       <w:r>
         <w:rPr>
           <w:rStyle w:val="Strong"/>
@@ -2292,7 +2122,6 @@
         </w:rPr>
         <w:t>PostgreSQL</w:t>
       </w:r>
-      <w:proofErr w:type="spellEnd"/>
       <w:r>
         <w:rPr>
           <w:sz w:val="22"/>
@@ -2324,21 +2153,7 @@
         <w:rPr>
           <w:sz w:val="22"/>
         </w:rPr>
-        <w:t xml:space="preserve"> older </w:t>
-      </w:r>
-      <w:proofErr w:type="spellStart"/>
-      <w:r>
-        <w:rPr>
-          <w:sz w:val="22"/>
-        </w:rPr>
-        <w:t>jQuery</w:t>
-      </w:r>
-      <w:proofErr w:type="spellEnd"/>
-      <w:r>
-        <w:rPr>
-          <w:sz w:val="22"/>
-        </w:rPr>
-        <w:t xml:space="preserve">-heavy administrative screens into structured </w:t>
+        <w:t xml:space="preserve"> older jQuery-heavy administrative screens into structured </w:t>
       </w:r>
       <w:r>
         <w:rPr>
@@ -2504,17 +2319,8 @@
           <w:rStyle w:val="Strong"/>
           <w:sz w:val="22"/>
         </w:rPr>
-        <w:t xml:space="preserve">Azure </w:t>
-      </w:r>
-      <w:proofErr w:type="spellStart"/>
-      <w:r>
-        <w:rPr>
-          <w:rStyle w:val="Strong"/>
-          <w:sz w:val="22"/>
-        </w:rPr>
-        <w:t>DevOps</w:t>
-      </w:r>
-      <w:proofErr w:type="spellEnd"/>
+        <w:t>Azure DevOps</w:t>
+      </w:r>
       <w:r>
         <w:rPr>
           <w:sz w:val="22"/>
@@ -2783,7 +2589,6 @@
         </w:rPr>
         <w:t xml:space="preserve">, </w:t>
       </w:r>
-      <w:proofErr w:type="spellStart"/>
       <w:r>
         <w:rPr>
           <w:rStyle w:val="Strong"/>
@@ -2791,7 +2596,6 @@
         </w:rPr>
         <w:t>jQuery</w:t>
       </w:r>
-      <w:proofErr w:type="spellEnd"/>
       <w:r>
         <w:rPr>
           <w:sz w:val="22"/>
@@ -2888,7 +2692,6 @@
         </w:rPr>
         <w:t xml:space="preserve"> and </w:t>
       </w:r>
-      <w:proofErr w:type="spellStart"/>
       <w:r>
         <w:rPr>
           <w:rStyle w:val="Strong"/>
@@ -2896,7 +2699,6 @@
         </w:rPr>
         <w:t>jQuery</w:t>
       </w:r>
-      <w:proofErr w:type="spellEnd"/>
       <w:r>
         <w:rPr>
           <w:sz w:val="22"/>
